--- a/server/src/controllers/templateST.docx
+++ b/server/src/controllers/templateST.docx
@@ -204,7 +204,25 @@
                 <w:sz w:val="24"/>
                 <w:szCs w:val="24"/>
               </w:rPr>
-              <w:t>{{namaPemberi}}</w:t>
+              <w:t>[[</w:t>
+            </w:r>
+            <w:proofErr w:type="spellStart"/>
+            <w:r>
+              <w:rPr>
+                <w:rFonts w:ascii="Arial" w:hAnsi="Arial" w:cs="Arial"/>
+                <w:sz w:val="24"/>
+                <w:szCs w:val="24"/>
+              </w:rPr>
+              <w:t>namaPemberi</w:t>
+            </w:r>
+            <w:proofErr w:type="spellEnd"/>
+            <w:r>
+              <w:rPr>
+                <w:rFonts w:ascii="Arial" w:hAnsi="Arial" w:cs="Arial"/>
+                <w:sz w:val="24"/>
+                <w:szCs w:val="24"/>
+              </w:rPr>
+              <w:t>]]</w:t>
             </w:r>
           </w:p>
         </w:tc>
@@ -227,14 +245,34 @@
                 <w:lang w:val="en-AU"/>
               </w:rPr>
             </w:pPr>
-            <w:r>
-              <w:rPr>
-                <w:rFonts w:ascii="Arial" w:hAnsi="Arial" w:cs="Arial"/>
-                <w:sz w:val="24"/>
-                <w:szCs w:val="24"/>
-              </w:rPr>
-              <w:t>Pangkat/gol</w:t>
-            </w:r>
+            <w:proofErr w:type="spellStart"/>
+            <w:r>
+              <w:rPr>
+                <w:rFonts w:ascii="Arial" w:hAnsi="Arial" w:cs="Arial"/>
+                <w:sz w:val="24"/>
+                <w:szCs w:val="24"/>
+              </w:rPr>
+              <w:t>Pangkat</w:t>
+            </w:r>
+            <w:proofErr w:type="spellEnd"/>
+            <w:r>
+              <w:rPr>
+                <w:rFonts w:ascii="Arial" w:hAnsi="Arial" w:cs="Arial"/>
+                <w:sz w:val="24"/>
+                <w:szCs w:val="24"/>
+              </w:rPr>
+              <w:t>/</w:t>
+            </w:r>
+            <w:proofErr w:type="spellStart"/>
+            <w:r>
+              <w:rPr>
+                <w:rFonts w:ascii="Arial" w:hAnsi="Arial" w:cs="Arial"/>
+                <w:sz w:val="24"/>
+                <w:szCs w:val="24"/>
+              </w:rPr>
+              <w:t>gol</w:t>
+            </w:r>
+            <w:proofErr w:type="spellEnd"/>
           </w:p>
         </w:tc>
         <w:tc>
@@ -284,7 +322,29 @@
                 <w:szCs w:val="24"/>
                 <w:lang w:val="en-AU"/>
               </w:rPr>
-              <w:t>{{pangkatPemberi}}</w:t>
+              <w:t>[[</w:t>
+            </w:r>
+            <w:proofErr w:type="spellStart"/>
+            <w:r>
+              <w:rPr>
+                <w:rFonts w:ascii="Arial" w:hAnsi="Arial" w:cs="Arial"/>
+                <w:spacing w:val="-4"/>
+                <w:sz w:val="24"/>
+                <w:szCs w:val="24"/>
+                <w:lang w:val="en-AU"/>
+              </w:rPr>
+              <w:t>pangkatPemberi</w:t>
+            </w:r>
+            <w:proofErr w:type="spellEnd"/>
+            <w:r>
+              <w:rPr>
+                <w:rFonts w:ascii="Arial" w:hAnsi="Arial" w:cs="Arial"/>
+                <w:spacing w:val="-4"/>
+                <w:sz w:val="24"/>
+                <w:szCs w:val="24"/>
+                <w:lang w:val="en-AU"/>
+              </w:rPr>
+              <w:t>]]</w:t>
             </w:r>
           </w:p>
         </w:tc>
@@ -362,7 +422,29 @@
                 <w:szCs w:val="24"/>
                 <w:lang w:val="en-AU"/>
               </w:rPr>
-              <w:t>{{nipPemberi}}</w:t>
+              <w:t>[[</w:t>
+            </w:r>
+            <w:proofErr w:type="spellStart"/>
+            <w:r>
+              <w:rPr>
+                <w:rFonts w:ascii="Arial" w:hAnsi="Arial" w:cs="Arial"/>
+                <w:spacing w:val="-4"/>
+                <w:sz w:val="24"/>
+                <w:szCs w:val="24"/>
+                <w:lang w:val="en-AU"/>
+              </w:rPr>
+              <w:t>nipPemberi</w:t>
+            </w:r>
+            <w:proofErr w:type="spellEnd"/>
+            <w:r>
+              <w:rPr>
+                <w:rFonts w:ascii="Arial" w:hAnsi="Arial" w:cs="Arial"/>
+                <w:spacing w:val="-4"/>
+                <w:sz w:val="24"/>
+                <w:szCs w:val="24"/>
+                <w:lang w:val="en-AU"/>
+              </w:rPr>
+              <w:t>]]</w:t>
             </w:r>
           </w:p>
         </w:tc>
@@ -388,6 +470,7 @@
                 <w:lang w:val="en-AU"/>
               </w:rPr>
             </w:pPr>
+            <w:proofErr w:type="spellStart"/>
             <w:r>
               <w:rPr>
                 <w:rFonts w:ascii="Arial" w:hAnsi="Arial" w:cs="Arial"/>
@@ -396,6 +479,7 @@
               </w:rPr>
               <w:t>Jabatan</w:t>
             </w:r>
+            <w:proofErr w:type="spellEnd"/>
           </w:p>
         </w:tc>
         <w:tc>
@@ -449,7 +533,29 @@
                 <w:szCs w:val="24"/>
                 <w:lang w:val="en-AU"/>
               </w:rPr>
-              <w:t>{{jabatanPemberi}}</w:t>
+              <w:t>[[</w:t>
+            </w:r>
+            <w:proofErr w:type="spellStart"/>
+            <w:r>
+              <w:rPr>
+                <w:rFonts w:ascii="Arial" w:eastAsia="Batang" w:hAnsi="Arial" w:cs="Arial"/>
+                <w:spacing w:val="-4"/>
+                <w:sz w:val="24"/>
+                <w:szCs w:val="24"/>
+                <w:lang w:val="en-AU"/>
+              </w:rPr>
+              <w:t>jabatanPemberi</w:t>
+            </w:r>
+            <w:proofErr w:type="spellEnd"/>
+            <w:r>
+              <w:rPr>
+                <w:rFonts w:ascii="Arial" w:eastAsia="Batang" w:hAnsi="Arial" w:cs="Arial"/>
+                <w:spacing w:val="-4"/>
+                <w:sz w:val="24"/>
+                <w:szCs w:val="24"/>
+                <w:lang w:val="en-AU"/>
+              </w:rPr>
+              <w:t>]]</w:t>
             </w:r>
           </w:p>
           <w:p>
@@ -464,16 +570,106 @@
                 <w:lang w:val="en-AU"/>
               </w:rPr>
             </w:pPr>
-            <w:r>
-              <w:rPr>
-                <w:rFonts w:ascii="Arial" w:eastAsia="Batang" w:hAnsi="Arial" w:cs="Arial"/>
-                <w:spacing w:val="-4"/>
-                <w:sz w:val="24"/>
-                <w:szCs w:val="24"/>
-                <w:lang w:val="en-AU"/>
-              </w:rPr>
-              <w:t>Direktorat Pengelolaan Informasi Administrasi Kependudukan</w:t>
-            </w:r>
+            <w:proofErr w:type="spellStart"/>
+            <w:r>
+              <w:rPr>
+                <w:rFonts w:ascii="Arial" w:eastAsia="Batang" w:hAnsi="Arial" w:cs="Arial"/>
+                <w:spacing w:val="-4"/>
+                <w:sz w:val="24"/>
+                <w:szCs w:val="24"/>
+                <w:lang w:val="en-AU"/>
+              </w:rPr>
+              <w:t>Direktorat</w:t>
+            </w:r>
+            <w:proofErr w:type="spellEnd"/>
+            <w:r>
+              <w:rPr>
+                <w:rFonts w:ascii="Arial" w:eastAsia="Batang" w:hAnsi="Arial" w:cs="Arial"/>
+                <w:spacing w:val="-4"/>
+                <w:sz w:val="24"/>
+                <w:szCs w:val="24"/>
+                <w:lang w:val="en-AU"/>
+              </w:rPr>
+              <w:t xml:space="preserve"> </w:t>
+            </w:r>
+            <w:proofErr w:type="spellStart"/>
+            <w:r>
+              <w:rPr>
+                <w:rFonts w:ascii="Arial" w:eastAsia="Batang" w:hAnsi="Arial" w:cs="Arial"/>
+                <w:spacing w:val="-4"/>
+                <w:sz w:val="24"/>
+                <w:szCs w:val="24"/>
+                <w:lang w:val="en-AU"/>
+              </w:rPr>
+              <w:t>Pengelolaan</w:t>
+            </w:r>
+            <w:proofErr w:type="spellEnd"/>
+            <w:r>
+              <w:rPr>
+                <w:rFonts w:ascii="Arial" w:eastAsia="Batang" w:hAnsi="Arial" w:cs="Arial"/>
+                <w:spacing w:val="-4"/>
+                <w:sz w:val="24"/>
+                <w:szCs w:val="24"/>
+                <w:lang w:val="en-AU"/>
+              </w:rPr>
+              <w:t xml:space="preserve"> </w:t>
+            </w:r>
+            <w:proofErr w:type="spellStart"/>
+            <w:r>
+              <w:rPr>
+                <w:rFonts w:ascii="Arial" w:eastAsia="Batang" w:hAnsi="Arial" w:cs="Arial"/>
+                <w:spacing w:val="-4"/>
+                <w:sz w:val="24"/>
+                <w:szCs w:val="24"/>
+                <w:lang w:val="en-AU"/>
+              </w:rPr>
+              <w:t>Informasi</w:t>
+            </w:r>
+            <w:proofErr w:type="spellEnd"/>
+            <w:r>
+              <w:rPr>
+                <w:rFonts w:ascii="Arial" w:eastAsia="Batang" w:hAnsi="Arial" w:cs="Arial"/>
+                <w:spacing w:val="-4"/>
+                <w:sz w:val="24"/>
+                <w:szCs w:val="24"/>
+                <w:lang w:val="en-AU"/>
+              </w:rPr>
+              <w:t xml:space="preserve"> </w:t>
+            </w:r>
+            <w:proofErr w:type="spellStart"/>
+            <w:r>
+              <w:rPr>
+                <w:rFonts w:ascii="Arial" w:eastAsia="Batang" w:hAnsi="Arial" w:cs="Arial"/>
+                <w:spacing w:val="-4"/>
+                <w:sz w:val="24"/>
+                <w:szCs w:val="24"/>
+                <w:lang w:val="en-AU"/>
+              </w:rPr>
+              <w:t>Administrasi</w:t>
+            </w:r>
+            <w:proofErr w:type="spellEnd"/>
+            <w:r>
+              <w:rPr>
+                <w:rFonts w:ascii="Arial" w:eastAsia="Batang" w:hAnsi="Arial" w:cs="Arial"/>
+                <w:spacing w:val="-4"/>
+                <w:sz w:val="24"/>
+                <w:szCs w:val="24"/>
+                <w:lang w:val="en-AU"/>
+              </w:rPr>
+              <w:t xml:space="preserve"> </w:t>
+            </w:r>
+            <w:proofErr w:type="spellStart"/>
+            <w:r>
+              <w:rPr>
+                <w:rFonts w:ascii="Arial" w:eastAsia="Batang" w:hAnsi="Arial" w:cs="Arial"/>
+                <w:spacing w:val="-4"/>
+                <w:sz w:val="24"/>
+                <w:szCs w:val="24"/>
+                <w:lang w:val="en-AU"/>
+              </w:rPr>
+              <w:t>Kependudukan</w:t>
+            </w:r>
+            <w:proofErr w:type="spellEnd"/>
           </w:p>
         </w:tc>
       </w:tr>
@@ -510,7 +706,7 @@
       <w:tblPr>
         <w:tblStyle w:val="KisiTabel"/>
         <w:tblpPr w:leftFromText="180" w:rightFromText="180" w:vertAnchor="text" w:horzAnchor="margin" w:tblpY="161"/>
-        <w:tblW w:w="9641" w:type="dxa"/>
+        <w:tblW w:w="9709" w:type="dxa"/>
         <w:tblBorders>
           <w:top w:val="none" w:sz="0" w:space="0" w:color="auto"/>
           <w:left w:val="none" w:sz="0" w:space="0" w:color="auto"/>
@@ -519,13 +715,15 @@
           <w:insideH w:val="none" w:sz="0" w:space="0" w:color="auto"/>
           <w:insideV w:val="none" w:sz="0" w:space="0" w:color="auto"/>
         </w:tblBorders>
+        <w:tblLayout w:type="fixed"/>
         <w:tblLook w:val="04A0" w:firstRow="1" w:lastRow="0" w:firstColumn="1" w:lastColumn="0" w:noHBand="0" w:noVBand="1"/>
       </w:tblPr>
       <w:tblGrid>
-        <w:gridCol w:w="2152"/>
-        <w:gridCol w:w="1537"/>
-        <w:gridCol w:w="394"/>
-        <w:gridCol w:w="5558"/>
+        <w:gridCol w:w="704"/>
+        <w:gridCol w:w="1418"/>
+        <w:gridCol w:w="425"/>
+        <w:gridCol w:w="7087"/>
+        <w:gridCol w:w="75"/>
       </w:tblGrid>
       <w:tr>
         <w:trPr>
@@ -533,8 +731,8 @@
         </w:trPr>
         <w:tc>
           <w:tcPr>
-            <w:tcW w:w="9641" w:type="dxa"/>
-            <w:gridSpan w:val="4"/>
+            <w:tcW w:w="9709" w:type="dxa"/>
+            <w:gridSpan w:val="5"/>
           </w:tcPr>
           <w:p>
             <w:pPr>
@@ -544,13 +742,32 @@
                 <w:szCs w:val="24"/>
               </w:rPr>
             </w:pPr>
-            <w:r>
-              <w:rPr>
-                <w:rFonts w:ascii="Arial" w:hAnsi="Arial" w:cs="Arial"/>
-                <w:sz w:val="24"/>
-                <w:szCs w:val="24"/>
-              </w:rPr>
-              <w:t xml:space="preserve">Kepada                    </w:t>
+            <w:proofErr w:type="spellStart"/>
+            <w:r>
+              <w:rPr>
+                <w:rFonts w:ascii="Arial" w:hAnsi="Arial" w:cs="Arial"/>
+                <w:sz w:val="24"/>
+                <w:szCs w:val="24"/>
+              </w:rPr>
+              <w:t>Kepada</w:t>
+            </w:r>
+            <w:proofErr w:type="spellEnd"/>
+            <w:r>
+              <w:rPr>
+                <w:rFonts w:ascii="Arial" w:hAnsi="Arial" w:cs="Arial"/>
+                <w:sz w:val="24"/>
+                <w:szCs w:val="24"/>
+              </w:rPr>
+              <w:t xml:space="preserve">                  </w:t>
+            </w:r>
+            <w:proofErr w:type="gramStart"/>
+            <w:r>
+              <w:rPr>
+                <w:rFonts w:ascii="Arial" w:hAnsi="Arial" w:cs="Arial"/>
+                <w:sz w:val="24"/>
+                <w:szCs w:val="24"/>
+              </w:rPr>
+              <w:t xml:space="preserve">  </w:t>
             </w:r>
             <w:r>
               <w:rPr>
@@ -560,6 +777,7 @@
               </w:rPr>
               <w:t>:</w:t>
             </w:r>
+            <w:proofErr w:type="gramEnd"/>
           </w:p>
           <w:p>
             <w:pPr>
@@ -574,11 +792,13 @@
       </w:tr>
       <w:tr>
         <w:trPr>
+          <w:gridAfter w:val="1"/>
+          <w:wAfter w:w="75" w:type="dxa"/>
           <w:trHeight w:val="264"/>
         </w:trPr>
         <w:tc>
           <w:tcPr>
-            <w:tcW w:w="590" w:type="dxa"/>
+            <w:tcW w:w="704" w:type="dxa"/>
           </w:tcPr>
           <w:p>
             <w:pPr>
@@ -599,13 +819,29 @@
                 <w:sz w:val="24"/>
                 <w:szCs w:val="24"/>
               </w:rPr>
-              <w:t>{{#pegawai}}{{no}}</w:t>
+              <w:t>[[</w:t>
+            </w:r>
+            <w:r>
+              <w:rPr>
+                <w:rFonts w:ascii="Arial" w:hAnsi="Arial" w:cs="Arial"/>
+                <w:sz w:val="24"/>
+                <w:szCs w:val="24"/>
+              </w:rPr>
+              <w:t>#pegawai</w:t>
+            </w:r>
+            <w:r>
+              <w:rPr>
+                <w:rFonts w:ascii="Arial" w:hAnsi="Arial" w:cs="Arial"/>
+                <w:sz w:val="24"/>
+                <w:szCs w:val="24"/>
+              </w:rPr>
+              <w:t>]]</w:t>
             </w:r>
           </w:p>
         </w:tc>
         <w:tc>
           <w:tcPr>
-            <w:tcW w:w="1537" w:type="dxa"/>
+            <w:tcW w:w="1418" w:type="dxa"/>
           </w:tcPr>
           <w:p>
             <w:pPr>
@@ -615,25 +851,17 @@
               </w:tabs>
               <w:ind w:right="-121"/>
               <w:rPr>
-                <w:rFonts w:ascii="Arial" w:hAnsi="Arial" w:cs="Arial"/>
-                <w:sz w:val="24"/>
-                <w:szCs w:val="24"/>
-              </w:rPr>
-            </w:pPr>
-            <w:r>
-              <w:rPr>
                 <w:rFonts w:ascii="Arial" w:eastAsia="Tahoma" w:hAnsi="Arial" w:cs="Arial"/>
                 <w:noProof/>
                 <w:sz w:val="24"/>
                 <w:szCs w:val="24"/>
               </w:rPr>
-              <w:t>Nama</w:t>
-            </w:r>
+            </w:pPr>
           </w:p>
         </w:tc>
         <w:tc>
           <w:tcPr>
-            <w:tcW w:w="450" w:type="dxa"/>
+            <w:tcW w:w="425" w:type="dxa"/>
           </w:tcPr>
           <w:p>
             <w:pPr>
@@ -643,53 +871,39 @@
               </w:tabs>
               <w:ind w:right="-121"/>
               <w:rPr>
-                <w:rFonts w:ascii="Arial" w:hAnsi="Arial" w:cs="Arial"/>
-                <w:sz w:val="24"/>
-                <w:szCs w:val="24"/>
-              </w:rPr>
-            </w:pPr>
-            <w:r>
-              <w:rPr>
                 <w:rFonts w:ascii="Arial" w:eastAsia="Tahoma" w:hAnsi="Arial" w:cs="Arial"/>
                 <w:noProof/>
                 <w:sz w:val="24"/>
                 <w:szCs w:val="24"/>
               </w:rPr>
-              <w:t>:</w:t>
-            </w:r>
+            </w:pPr>
           </w:p>
         </w:tc>
         <w:tc>
           <w:tcPr>
-            <w:tcW w:w="7064" w:type="dxa"/>
+            <w:tcW w:w="7087" w:type="dxa"/>
           </w:tcPr>
           <w:p>
             <w:pPr>
-              <w:rPr>
-                <w:rFonts w:ascii="Arial" w:hAnsi="Arial" w:cs="Arial"/>
-                <w:sz w:val="24"/>
-                <w:szCs w:val="24"/>
-              </w:rPr>
-            </w:pPr>
-            <w:r>
               <w:rPr>
                 <w:rFonts w:ascii="Arial" w:eastAsia="Tahoma" w:hAnsi="Arial" w:cs="Arial"/>
                 <w:noProof/>
                 <w:sz w:val="24"/>
                 <w:szCs w:val="24"/>
               </w:rPr>
-              <w:t>{{name}}</w:t>
-            </w:r>
+            </w:pPr>
           </w:p>
         </w:tc>
       </w:tr>
       <w:tr>
         <w:trPr>
+          <w:gridAfter w:val="1"/>
+          <w:wAfter w:w="75" w:type="dxa"/>
           <w:trHeight w:val="264"/>
         </w:trPr>
         <w:tc>
           <w:tcPr>
-            <w:tcW w:w="590" w:type="dxa"/>
+            <w:tcW w:w="704" w:type="dxa"/>
           </w:tcPr>
           <w:p>
             <w:pPr>
@@ -704,11 +918,43 @@
                 <w:szCs w:val="24"/>
               </w:rPr>
             </w:pPr>
+            <w:r>
+              <w:rPr>
+                <w:rFonts w:ascii="Arial" w:hAnsi="Arial" w:cs="Arial"/>
+                <w:sz w:val="24"/>
+                <w:szCs w:val="24"/>
+              </w:rPr>
+              <w:t>[[</w:t>
+            </w:r>
+            <w:r>
+              <w:rPr>
+                <w:rFonts w:ascii="Arial" w:hAnsi="Arial" w:cs="Arial"/>
+                <w:sz w:val="24"/>
+                <w:szCs w:val="24"/>
+              </w:rPr>
+              <w:t>no</w:t>
+            </w:r>
+            <w:r>
+              <w:rPr>
+                <w:rFonts w:ascii="Arial" w:hAnsi="Arial" w:cs="Arial"/>
+                <w:sz w:val="24"/>
+                <w:szCs w:val="24"/>
+              </w:rPr>
+              <w:t>]]</w:t>
+            </w:r>
+            <w:r>
+              <w:rPr>
+                <w:rFonts w:ascii="Arial" w:hAnsi="Arial" w:cs="Arial"/>
+                <w:sz w:val="24"/>
+                <w:szCs w:val="24"/>
+              </w:rPr>
+              <w:t>.</w:t>
+            </w:r>
           </w:p>
         </w:tc>
         <w:tc>
           <w:tcPr>
-            <w:tcW w:w="1537" w:type="dxa"/>
+            <w:tcW w:w="1418" w:type="dxa"/>
           </w:tcPr>
           <w:p>
             <w:pPr>
@@ -730,22 +976,13 @@
                 <w:sz w:val="24"/>
                 <w:szCs w:val="24"/>
               </w:rPr>
-              <w:t>N</w:t>
-            </w:r>
-            <w:r>
-              <w:rPr>
-                <w:rFonts w:ascii="Arial" w:eastAsia="Tahoma" w:hAnsi="Arial" w:cs="Arial"/>
-                <w:noProof/>
-                <w:sz w:val="24"/>
-                <w:szCs w:val="24"/>
-              </w:rPr>
-              <w:t>IP</w:t>
+              <w:t>Nama</w:t>
             </w:r>
           </w:p>
         </w:tc>
         <w:tc>
           <w:tcPr>
-            <w:tcW w:w="450" w:type="dxa"/>
+            <w:tcW w:w="425" w:type="dxa"/>
           </w:tcPr>
           <w:p>
             <w:pPr>
@@ -773,7 +1010,7 @@
         </w:tc>
         <w:tc>
           <w:tcPr>
-            <w:tcW w:w="7064" w:type="dxa"/>
+            <w:tcW w:w="7087" w:type="dxa"/>
           </w:tcPr>
           <w:p>
             <w:pPr>
@@ -785,22 +1022,43 @@
             </w:pPr>
             <w:r>
               <w:rPr>
-                <w:rFonts w:ascii="Arial" w:hAnsi="Arial" w:cs="Arial"/>
-                <w:sz w:val="24"/>
-                <w:szCs w:val="24"/>
-              </w:rPr>
-              <w:t>{{nip}}</w:t>
+                <w:rFonts w:ascii="Arial" w:eastAsia="Tahoma" w:hAnsi="Arial" w:cs="Arial"/>
+                <w:noProof/>
+                <w:sz w:val="24"/>
+                <w:szCs w:val="24"/>
+              </w:rPr>
+              <w:t>[[</w:t>
+            </w:r>
+            <w:r>
+              <w:rPr>
+                <w:rFonts w:ascii="Arial" w:eastAsia="Tahoma" w:hAnsi="Arial" w:cs="Arial"/>
+                <w:noProof/>
+                <w:sz w:val="24"/>
+                <w:szCs w:val="24"/>
+              </w:rPr>
+              <w:t>name</w:t>
+            </w:r>
+            <w:r>
+              <w:rPr>
+                <w:rFonts w:ascii="Arial" w:eastAsia="Tahoma" w:hAnsi="Arial" w:cs="Arial"/>
+                <w:noProof/>
+                <w:sz w:val="24"/>
+                <w:szCs w:val="24"/>
+              </w:rPr>
+              <w:t>]]</w:t>
             </w:r>
           </w:p>
         </w:tc>
       </w:tr>
       <w:tr>
         <w:trPr>
-          <w:trHeight w:val="50"/>
+          <w:gridAfter w:val="1"/>
+          <w:wAfter w:w="75" w:type="dxa"/>
+          <w:trHeight w:val="264"/>
         </w:trPr>
         <w:tc>
           <w:tcPr>
-            <w:tcW w:w="590" w:type="dxa"/>
+            <w:tcW w:w="704" w:type="dxa"/>
           </w:tcPr>
           <w:p>
             <w:pPr>
@@ -819,7 +1077,7 @@
         </w:tc>
         <w:tc>
           <w:tcPr>
-            <w:tcW w:w="1537" w:type="dxa"/>
+            <w:tcW w:w="1418" w:type="dxa"/>
           </w:tcPr>
           <w:p>
             <w:pPr>
@@ -836,18 +1094,45 @@
             </w:pPr>
             <w:r>
               <w:rPr>
+                <w:rFonts w:ascii="Arial" w:hAnsi="Arial" w:cs="Arial"/>
+                <w:sz w:val="24"/>
+                <w:szCs w:val="24"/>
+              </w:rPr>
+              <w:t>[[#nip</w:t>
+            </w:r>
+            <w:proofErr w:type="gramStart"/>
+            <w:r>
+              <w:rPr>
+                <w:rFonts w:ascii="Arial" w:hAnsi="Arial" w:cs="Arial"/>
+                <w:sz w:val="24"/>
+                <w:szCs w:val="24"/>
+              </w:rPr>
+              <w:t>]]</w:t>
+            </w:r>
+            <w:r>
+              <w:rPr>
                 <w:rFonts w:ascii="Arial" w:eastAsia="Tahoma" w:hAnsi="Arial" w:cs="Arial"/>
                 <w:noProof/>
                 <w:sz w:val="24"/>
                 <w:szCs w:val="24"/>
               </w:rPr>
-              <w:t>Pangkat/Gol</w:t>
-            </w:r>
+              <w:t>N</w:t>
+            </w:r>
+            <w:r>
+              <w:rPr>
+                <w:rFonts w:ascii="Arial" w:eastAsia="Tahoma" w:hAnsi="Arial" w:cs="Arial"/>
+                <w:noProof/>
+                <w:sz w:val="24"/>
+                <w:szCs w:val="24"/>
+              </w:rPr>
+              <w:t>IP</w:t>
+            </w:r>
+            <w:proofErr w:type="gramEnd"/>
           </w:p>
         </w:tc>
         <w:tc>
           <w:tcPr>
-            <w:tcW w:w="450" w:type="dxa"/>
+            <w:tcW w:w="425" w:type="dxa"/>
           </w:tcPr>
           <w:p>
             <w:pPr>
@@ -875,7 +1160,7 @@
         </w:tc>
         <w:tc>
           <w:tcPr>
-            <w:tcW w:w="7064" w:type="dxa"/>
+            <w:tcW w:w="7087" w:type="dxa"/>
           </w:tcPr>
           <w:p>
             <w:pPr>
@@ -891,18 +1176,54 @@
                 <w:sz w:val="24"/>
                 <w:szCs w:val="24"/>
               </w:rPr>
-              <w:t>{{pangkat}}</w:t>
+              <w:t>[[</w:t>
+            </w:r>
+            <w:r>
+              <w:rPr>
+                <w:rFonts w:ascii="Arial" w:hAnsi="Arial" w:cs="Arial"/>
+                <w:sz w:val="24"/>
+                <w:szCs w:val="24"/>
+              </w:rPr>
+              <w:t>nip</w:t>
+            </w:r>
+            <w:proofErr w:type="gramStart"/>
+            <w:r>
+              <w:rPr>
+                <w:rFonts w:ascii="Arial" w:hAnsi="Arial" w:cs="Arial"/>
+                <w:sz w:val="24"/>
+                <w:szCs w:val="24"/>
+              </w:rPr>
+              <w:t>]]</w:t>
+            </w:r>
+            <w:r>
+              <w:rPr>
+                <w:rFonts w:ascii="Arial" w:hAnsi="Arial" w:cs="Arial"/>
+                <w:sz w:val="24"/>
+                <w:szCs w:val="24"/>
+              </w:rPr>
+              <w:t>[</w:t>
+            </w:r>
+            <w:proofErr w:type="gramEnd"/>
+            <w:r>
+              <w:rPr>
+                <w:rFonts w:ascii="Arial" w:hAnsi="Arial" w:cs="Arial"/>
+                <w:sz w:val="24"/>
+                <w:szCs w:val="24"/>
+              </w:rPr>
+              <w:t>[/nip]]</w:t>
             </w:r>
           </w:p>
         </w:tc>
       </w:tr>
       <w:tr>
         <w:trPr>
-          <w:trHeight w:val="264"/>
+          <w:gridAfter w:val="1"/>
+          <w:wAfter w:w="75" w:type="dxa"/>
+          <w:trHeight w:val="50"/>
         </w:trPr>
         <w:tc>
           <w:tcPr>
-            <w:tcW w:w="590" w:type="dxa"/>
+            <w:tcW w:w="704" w:type="dxa"/>
           </w:tcPr>
           <w:p>
             <w:pPr>
@@ -921,7 +1242,7 @@
         </w:tc>
         <w:tc>
           <w:tcPr>
-            <w:tcW w:w="1537" w:type="dxa"/>
+            <w:tcW w:w="1418" w:type="dxa"/>
           </w:tcPr>
           <w:p>
             <w:pPr>
@@ -938,18 +1259,45 @@
             </w:pPr>
             <w:r>
               <w:rPr>
+                <w:rFonts w:ascii="Arial" w:hAnsi="Arial" w:cs="Arial"/>
+                <w:sz w:val="24"/>
+                <w:szCs w:val="24"/>
+              </w:rPr>
+              <w:t>[[#pangkat</w:t>
+            </w:r>
+            <w:proofErr w:type="gramStart"/>
+            <w:r>
+              <w:rPr>
+                <w:rFonts w:ascii="Arial" w:hAnsi="Arial" w:cs="Arial"/>
+                <w:sz w:val="24"/>
+                <w:szCs w:val="24"/>
+              </w:rPr>
+              <w:t>]]</w:t>
+            </w:r>
+            <w:r>
+              <w:rPr>
                 <w:rFonts w:ascii="Arial" w:eastAsia="Tahoma" w:hAnsi="Arial" w:cs="Arial"/>
                 <w:noProof/>
                 <w:sz w:val="24"/>
                 <w:szCs w:val="24"/>
               </w:rPr>
-              <w:t>Jabatan</w:t>
+              <w:t>Pangkat</w:t>
+            </w:r>
+            <w:proofErr w:type="gramEnd"/>
+            <w:r>
+              <w:rPr>
+                <w:rFonts w:ascii="Arial" w:eastAsia="Tahoma" w:hAnsi="Arial" w:cs="Arial"/>
+                <w:noProof/>
+                <w:sz w:val="24"/>
+                <w:szCs w:val="24"/>
+              </w:rPr>
+              <w:t>/Gol</w:t>
             </w:r>
           </w:p>
         </w:tc>
         <w:tc>
           <w:tcPr>
-            <w:tcW w:w="450" w:type="dxa"/>
+            <w:tcW w:w="425" w:type="dxa"/>
           </w:tcPr>
           <w:p>
             <w:pPr>
@@ -977,72 +1325,98 @@
         </w:tc>
         <w:tc>
           <w:tcPr>
-            <w:tcW w:w="7064" w:type="dxa"/>
+            <w:tcW w:w="7087" w:type="dxa"/>
           </w:tcPr>
           <w:p>
             <w:pPr>
               <w:rPr>
-                <w:rFonts w:ascii="Arial" w:eastAsia="Tahoma" w:hAnsi="Arial" w:cs="Arial"/>
-                <w:noProof/>
-                <w:sz w:val="24"/>
-                <w:szCs w:val="24"/>
-              </w:rPr>
-            </w:pPr>
-            <w:r>
-              <w:rPr>
-                <w:rFonts w:ascii="Arial" w:eastAsia="Tahoma" w:hAnsi="Arial" w:cs="Arial"/>
-                <w:noProof/>
-                <w:sz w:val="24"/>
-                <w:szCs w:val="24"/>
-              </w:rPr>
-              <w:t>{</w:t>
-            </w:r>
-            <w:r>
-              <w:rPr>
-                <w:rFonts w:ascii="Arial" w:eastAsia="Tahoma" w:hAnsi="Arial" w:cs="Arial"/>
-                <w:noProof/>
-                <w:sz w:val="24"/>
-                <w:szCs w:val="24"/>
-              </w:rPr>
-              <w:t>{</w:t>
-            </w:r>
-            <w:r>
-              <w:rPr>
-                <w:rFonts w:ascii="Arial" w:eastAsia="Tahoma" w:hAnsi="Arial" w:cs="Arial"/>
-                <w:noProof/>
-                <w:sz w:val="24"/>
-                <w:szCs w:val="24"/>
-              </w:rPr>
-              <w:t>jabatan}}</w:t>
-            </w:r>
-            <w:r>
-              <w:rPr>
-                <w:rFonts w:ascii="Arial" w:eastAsia="Tahoma" w:hAnsi="Arial" w:cs="Arial"/>
-                <w:noProof/>
-                <w:sz w:val="24"/>
-                <w:szCs w:val="24"/>
-              </w:rPr>
-              <w:t>{{/pegawai}}</w:t>
-            </w:r>
-          </w:p>
-          <w:p>
-            <w:pPr>
-              <w:rPr>
-                <w:rFonts w:ascii="Arial" w:hAnsi="Arial" w:cs="Arial"/>
-                <w:sz w:val="24"/>
-                <w:szCs w:val="24"/>
-              </w:rPr>
-            </w:pPr>
+                <w:rFonts w:ascii="Arial" w:hAnsi="Arial" w:cs="Arial"/>
+                <w:sz w:val="24"/>
+                <w:szCs w:val="24"/>
+              </w:rPr>
+            </w:pPr>
+            <w:r>
+              <w:rPr>
+                <w:rFonts w:ascii="Arial" w:hAnsi="Arial" w:cs="Arial"/>
+                <w:sz w:val="24"/>
+                <w:szCs w:val="24"/>
+              </w:rPr>
+              <w:t>[[</w:t>
+            </w:r>
+            <w:proofErr w:type="spellStart"/>
+            <w:r>
+              <w:rPr>
+                <w:rFonts w:ascii="Arial" w:hAnsi="Arial" w:cs="Arial"/>
+                <w:sz w:val="24"/>
+                <w:szCs w:val="24"/>
+              </w:rPr>
+              <w:t>pangkat</w:t>
+            </w:r>
+            <w:proofErr w:type="spellEnd"/>
+            <w:proofErr w:type="gramStart"/>
+            <w:r>
+              <w:rPr>
+                <w:rFonts w:ascii="Arial" w:hAnsi="Arial" w:cs="Arial"/>
+                <w:sz w:val="24"/>
+                <w:szCs w:val="24"/>
+              </w:rPr>
+              <w:t>]]</w:t>
+            </w:r>
+            <w:r>
+              <w:rPr>
+                <w:rFonts w:ascii="Arial" w:hAnsi="Arial" w:cs="Arial"/>
+                <w:sz w:val="24"/>
+                <w:szCs w:val="24"/>
+              </w:rPr>
+              <w:t>[</w:t>
+            </w:r>
+            <w:proofErr w:type="gramEnd"/>
+            <w:r>
+              <w:rPr>
+                <w:rFonts w:ascii="Arial" w:hAnsi="Arial" w:cs="Arial"/>
+                <w:sz w:val="24"/>
+                <w:szCs w:val="24"/>
+              </w:rPr>
+              <w:t>[/</w:t>
+            </w:r>
+            <w:proofErr w:type="spellStart"/>
+            <w:r>
+              <w:rPr>
+                <w:rFonts w:ascii="Arial" w:hAnsi="Arial" w:cs="Arial"/>
+                <w:sz w:val="24"/>
+                <w:szCs w:val="24"/>
+              </w:rPr>
+              <w:t>pangkat</w:t>
+            </w:r>
+            <w:proofErr w:type="spellEnd"/>
+            <w:r>
+              <w:rPr>
+                <w:rFonts w:ascii="Arial" w:hAnsi="Arial" w:cs="Arial"/>
+                <w:sz w:val="24"/>
+                <w:szCs w:val="24"/>
+              </w:rPr>
+              <w:t>]]</w:t>
+            </w:r>
+            <w:r>
+              <w:rPr>
+                <w:rFonts w:ascii="Arial" w:hAnsi="Arial" w:cs="Arial"/>
+                <w:sz w:val="24"/>
+                <w:szCs w:val="24"/>
+              </w:rPr>
+              <w:t xml:space="preserve"> </w:t>
+            </w:r>
           </w:p>
         </w:tc>
       </w:tr>
       <w:tr>
         <w:trPr>
+          <w:gridAfter w:val="1"/>
+          <w:wAfter w:w="75" w:type="dxa"/>
           <w:trHeight w:val="264"/>
         </w:trPr>
         <w:tc>
           <w:tcPr>
-            <w:tcW w:w="590" w:type="dxa"/>
+            <w:tcW w:w="704" w:type="dxa"/>
           </w:tcPr>
           <w:p>
             <w:pPr>
@@ -1061,7 +1435,7 @@
         </w:tc>
         <w:tc>
           <w:tcPr>
-            <w:tcW w:w="1537" w:type="dxa"/>
+            <w:tcW w:w="1418" w:type="dxa"/>
           </w:tcPr>
           <w:p>
             <w:pPr>
@@ -1076,11 +1450,20 @@
                 <w:szCs w:val="24"/>
               </w:rPr>
             </w:pPr>
+            <w:r>
+              <w:rPr>
+                <w:rFonts w:ascii="Arial" w:eastAsia="Tahoma" w:hAnsi="Arial" w:cs="Arial"/>
+                <w:noProof/>
+                <w:sz w:val="24"/>
+                <w:szCs w:val="24"/>
+              </w:rPr>
+              <w:t>Jabatan</w:t>
+            </w:r>
           </w:p>
         </w:tc>
         <w:tc>
           <w:tcPr>
-            <w:tcW w:w="450" w:type="dxa"/>
+            <w:tcW w:w="425" w:type="dxa"/>
           </w:tcPr>
           <w:p>
             <w:pPr>
@@ -1095,11 +1478,20 @@
                 <w:szCs w:val="24"/>
               </w:rPr>
             </w:pPr>
+            <w:r>
+              <w:rPr>
+                <w:rFonts w:ascii="Arial" w:eastAsia="Tahoma" w:hAnsi="Arial" w:cs="Arial"/>
+                <w:noProof/>
+                <w:sz w:val="24"/>
+                <w:szCs w:val="24"/>
+              </w:rPr>
+              <w:t>:</w:t>
+            </w:r>
           </w:p>
         </w:tc>
         <w:tc>
           <w:tcPr>
-            <w:tcW w:w="7064" w:type="dxa"/>
+            <w:tcW w:w="7087" w:type="dxa"/>
           </w:tcPr>
           <w:p>
             <w:pPr>
@@ -1110,16 +1502,63 @@
                 <w:szCs w:val="24"/>
               </w:rPr>
             </w:pPr>
+            <w:r>
+              <w:rPr>
+                <w:rFonts w:ascii="Arial" w:eastAsia="Tahoma" w:hAnsi="Arial" w:cs="Arial"/>
+                <w:noProof/>
+                <w:sz w:val="24"/>
+                <w:szCs w:val="24"/>
+              </w:rPr>
+              <w:t>[[</w:t>
+            </w:r>
+            <w:r>
+              <w:rPr>
+                <w:rFonts w:ascii="Arial" w:eastAsia="Tahoma" w:hAnsi="Arial" w:cs="Arial"/>
+                <w:noProof/>
+                <w:sz w:val="24"/>
+                <w:szCs w:val="24"/>
+              </w:rPr>
+              <w:t>jabatan</w:t>
+            </w:r>
+            <w:r>
+              <w:rPr>
+                <w:rFonts w:ascii="Arial" w:eastAsia="Tahoma" w:hAnsi="Arial" w:cs="Arial"/>
+                <w:noProof/>
+                <w:sz w:val="24"/>
+                <w:szCs w:val="24"/>
+              </w:rPr>
+              <w:t>]]</w:t>
+            </w:r>
+            <w:r>
+              <w:rPr>
+                <w:rFonts w:ascii="Arial" w:eastAsia="Tahoma" w:hAnsi="Arial" w:cs="Arial"/>
+                <w:noProof/>
+                <w:sz w:val="24"/>
+                <w:szCs w:val="24"/>
+              </w:rPr>
+              <w:t xml:space="preserve">  Pada Subdit Sistem Informasi Administrasi Kependudukan</w:t>
+            </w:r>
+            <w:r>
+              <w:rPr>
+                <w:rFonts w:ascii="Arial" w:eastAsia="Tahoma" w:hAnsi="Arial" w:cs="Arial"/>
+                <w:noProof/>
+                <w:sz w:val="24"/>
+                <w:szCs w:val="24"/>
+              </w:rPr>
+              <w:t xml:space="preserve"> pada Direktorat Pengelolaan Informasi Administrasi Kependudukan</w:t>
+            </w:r>
           </w:p>
         </w:tc>
       </w:tr>
       <w:tr>
         <w:trPr>
-          <w:trHeight w:val="603"/>
+          <w:gridAfter w:val="1"/>
+          <w:wAfter w:w="75" w:type="dxa"/>
+          <w:trHeight w:val="264"/>
         </w:trPr>
         <w:tc>
           <w:tcPr>
-            <w:tcW w:w="590" w:type="dxa"/>
+            <w:tcW w:w="704" w:type="dxa"/>
           </w:tcPr>
           <w:p>
             <w:pPr>
@@ -1134,7 +1573,38 @@
                 <w:szCs w:val="24"/>
               </w:rPr>
             </w:pPr>
-          </w:p>
+            <w:r>
+              <w:rPr>
+                <w:rFonts w:ascii="Arial" w:hAnsi="Arial" w:cs="Arial"/>
+                <w:sz w:val="24"/>
+                <w:szCs w:val="24"/>
+              </w:rPr>
+              <w:t>[[/</w:t>
+            </w:r>
+            <w:proofErr w:type="spellStart"/>
+            <w:r>
+              <w:rPr>
+                <w:rFonts w:ascii="Arial" w:hAnsi="Arial" w:cs="Arial"/>
+                <w:sz w:val="24"/>
+                <w:szCs w:val="24"/>
+              </w:rPr>
+              <w:t>pegawai</w:t>
+            </w:r>
+            <w:proofErr w:type="spellEnd"/>
+            <w:r>
+              <w:rPr>
+                <w:rFonts w:ascii="Arial" w:hAnsi="Arial" w:cs="Arial"/>
+                <w:sz w:val="24"/>
+                <w:szCs w:val="24"/>
+              </w:rPr>
+              <w:t>]]</w:t>
+            </w:r>
+          </w:p>
+        </w:tc>
+        <w:tc>
+          <w:tcPr>
+            <w:tcW w:w="1418" w:type="dxa"/>
+          </w:tcPr>
           <w:p>
             <w:pPr>
               <w:tabs>
@@ -1152,7 +1622,7 @@
         </w:tc>
         <w:tc>
           <w:tcPr>
-            <w:tcW w:w="1537" w:type="dxa"/>
+            <w:tcW w:w="425" w:type="dxa"/>
           </w:tcPr>
           <w:p>
             <w:pPr>
@@ -1167,19 +1637,33 @@
                 <w:szCs w:val="24"/>
               </w:rPr>
             </w:pPr>
-            <w:r>
-              <w:rPr>
-                <w:rFonts w:ascii="Arial" w:hAnsi="Arial" w:cs="Arial"/>
-                <w:sz w:val="24"/>
-                <w:szCs w:val="24"/>
-              </w:rPr>
-              <w:t xml:space="preserve">Untuk                </w:t>
-            </w:r>
           </w:p>
         </w:tc>
         <w:tc>
           <w:tcPr>
-            <w:tcW w:w="450" w:type="dxa"/>
+            <w:tcW w:w="7087" w:type="dxa"/>
+          </w:tcPr>
+          <w:p>
+            <w:pPr>
+              <w:rPr>
+                <w:rFonts w:ascii="Arial" w:eastAsia="Tahoma" w:hAnsi="Arial" w:cs="Arial"/>
+                <w:noProof/>
+                <w:sz w:val="24"/>
+                <w:szCs w:val="24"/>
+              </w:rPr>
+            </w:pPr>
+          </w:p>
+        </w:tc>
+      </w:tr>
+      <w:tr>
+        <w:trPr>
+          <w:gridAfter w:val="1"/>
+          <w:wAfter w:w="75" w:type="dxa"/>
+          <w:trHeight w:val="603"/>
+        </w:trPr>
+        <w:tc>
+          <w:tcPr>
+            <w:tcW w:w="704" w:type="dxa"/>
           </w:tcPr>
           <w:p>
             <w:pPr>
@@ -1194,22 +1678,92 @@
                 <w:szCs w:val="24"/>
               </w:rPr>
             </w:pPr>
-            <w:r>
-              <w:rPr>
-                <w:rFonts w:ascii="Arial" w:hAnsi="Arial" w:cs="Arial"/>
-                <w:sz w:val="24"/>
-                <w:szCs w:val="24"/>
-              </w:rPr>
-              <w:t>:</w:t>
-            </w:r>
+          </w:p>
+          <w:p>
+            <w:pPr>
+              <w:tabs>
+                <w:tab w:val="left" w:pos="1890"/>
+                <w:tab w:val="left" w:pos="2880"/>
+              </w:tabs>
+              <w:ind w:right="-121"/>
+              <w:rPr>
+                <w:rFonts w:ascii="Arial" w:hAnsi="Arial" w:cs="Arial"/>
+                <w:sz w:val="24"/>
+                <w:szCs w:val="24"/>
+              </w:rPr>
+            </w:pPr>
           </w:p>
         </w:tc>
         <w:tc>
           <w:tcPr>
-            <w:tcW w:w="7064" w:type="dxa"/>
+            <w:tcW w:w="1418" w:type="dxa"/>
           </w:tcPr>
           <w:p>
             <w:pPr>
+              <w:tabs>
+                <w:tab w:val="left" w:pos="1890"/>
+                <w:tab w:val="left" w:pos="2880"/>
+              </w:tabs>
+              <w:ind w:right="-121"/>
+              <w:rPr>
+                <w:rFonts w:ascii="Arial" w:hAnsi="Arial" w:cs="Arial"/>
+                <w:sz w:val="24"/>
+                <w:szCs w:val="24"/>
+              </w:rPr>
+            </w:pPr>
+            <w:proofErr w:type="spellStart"/>
+            <w:r>
+              <w:rPr>
+                <w:rFonts w:ascii="Arial" w:hAnsi="Arial" w:cs="Arial"/>
+                <w:sz w:val="24"/>
+                <w:szCs w:val="24"/>
+              </w:rPr>
+              <w:t>Untuk</w:t>
+            </w:r>
+            <w:proofErr w:type="spellEnd"/>
+            <w:r>
+              <w:rPr>
+                <w:rFonts w:ascii="Arial" w:hAnsi="Arial" w:cs="Arial"/>
+                <w:sz w:val="24"/>
+                <w:szCs w:val="24"/>
+              </w:rPr>
+              <w:t xml:space="preserve">                </w:t>
+            </w:r>
+          </w:p>
+        </w:tc>
+        <w:tc>
+          <w:tcPr>
+            <w:tcW w:w="425" w:type="dxa"/>
+          </w:tcPr>
+          <w:p>
+            <w:pPr>
+              <w:tabs>
+                <w:tab w:val="left" w:pos="1890"/>
+                <w:tab w:val="left" w:pos="2880"/>
+              </w:tabs>
+              <w:ind w:right="-121"/>
+              <w:rPr>
+                <w:rFonts w:ascii="Arial" w:hAnsi="Arial" w:cs="Arial"/>
+                <w:sz w:val="24"/>
+                <w:szCs w:val="24"/>
+              </w:rPr>
+            </w:pPr>
+            <w:r>
+              <w:rPr>
+                <w:rFonts w:ascii="Arial" w:hAnsi="Arial" w:cs="Arial"/>
+                <w:sz w:val="24"/>
+                <w:szCs w:val="24"/>
+              </w:rPr>
+              <w:t>:</w:t>
+            </w:r>
+          </w:p>
+        </w:tc>
+        <w:tc>
+          <w:tcPr>
+            <w:tcW w:w="7087" w:type="dxa"/>
+          </w:tcPr>
+          <w:p>
+            <w:pPr>
               <w:jc w:val="both"/>
               <w:rPr>
                 <w:rFonts w:ascii="Arial" w:hAnsi="Arial" w:cs="Arial"/>
@@ -1223,8 +1777,18 @@
                 <w:sz w:val="24"/>
                 <w:szCs w:val="24"/>
               </w:rPr>
-              <w:t>Dalam rangka</w:t>
-            </w:r>
+              <w:t xml:space="preserve">Dalam </w:t>
+            </w:r>
+            <w:proofErr w:type="spellStart"/>
+            <w:r>
+              <w:rPr>
+                <w:rFonts w:ascii="Arial" w:hAnsi="Arial" w:cs="Arial"/>
+                <w:sz w:val="24"/>
+                <w:szCs w:val="24"/>
+              </w:rPr>
+              <w:t>rangka</w:t>
+            </w:r>
+            <w:proofErr w:type="spellEnd"/>
             <w:r>
               <w:rPr>
                 <w:rFonts w:ascii="Arial" w:hAnsi="Arial" w:cs="Arial"/>
@@ -1239,39 +1803,83 @@
                 <w:sz w:val="24"/>
                 <w:szCs w:val="24"/>
               </w:rPr>
-              <w:t>{</w:t>
-            </w:r>
-            <w:r>
-              <w:rPr>
-                <w:rFonts w:ascii="Arial" w:hAnsi="Arial" w:cs="Arial"/>
-                <w:sz w:val="24"/>
-                <w:szCs w:val="24"/>
-              </w:rPr>
-              <w:t>{</w:t>
-            </w:r>
-            <w:r>
-              <w:rPr>
-                <w:rFonts w:ascii="Arial" w:hAnsi="Arial" w:cs="Arial"/>
-                <w:sz w:val="24"/>
-                <w:szCs w:val="24"/>
-              </w:rPr>
-              <w:t xml:space="preserve">agenda}} </w:t>
-            </w:r>
-            <w:r>
-              <w:rPr>
-                <w:rFonts w:ascii="Arial" w:hAnsi="Arial" w:cs="Arial"/>
-                <w:sz w:val="24"/>
-                <w:szCs w:val="24"/>
-              </w:rPr>
-              <w:t xml:space="preserve">pada tanggal </w:t>
-            </w:r>
-            <w:r>
-              <w:rPr>
-                <w:rFonts w:ascii="Arial" w:hAnsi="Arial" w:cs="Arial"/>
-                <w:sz w:val="24"/>
-                <w:szCs w:val="24"/>
-              </w:rPr>
-              <w:t>{{tanggal}}</w:t>
+              <w:t>[[</w:t>
+            </w:r>
+            <w:r>
+              <w:rPr>
+                <w:rFonts w:ascii="Arial" w:hAnsi="Arial" w:cs="Arial"/>
+                <w:sz w:val="24"/>
+                <w:szCs w:val="24"/>
+              </w:rPr>
+              <w:t>agenda</w:t>
+            </w:r>
+            <w:r>
+              <w:rPr>
+                <w:rFonts w:ascii="Arial" w:hAnsi="Arial" w:cs="Arial"/>
+                <w:sz w:val="24"/>
+                <w:szCs w:val="24"/>
+              </w:rPr>
+              <w:t>]]</w:t>
+            </w:r>
+            <w:r>
+              <w:rPr>
+                <w:rFonts w:ascii="Arial" w:hAnsi="Arial" w:cs="Arial"/>
+                <w:sz w:val="24"/>
+                <w:szCs w:val="24"/>
+              </w:rPr>
+              <w:t xml:space="preserve"> </w:t>
+            </w:r>
+            <w:r>
+              <w:rPr>
+                <w:rFonts w:ascii="Arial" w:hAnsi="Arial" w:cs="Arial"/>
+                <w:sz w:val="24"/>
+                <w:szCs w:val="24"/>
+              </w:rPr>
+              <w:t xml:space="preserve">pada </w:t>
+            </w:r>
+            <w:proofErr w:type="spellStart"/>
+            <w:r>
+              <w:rPr>
+                <w:rFonts w:ascii="Arial" w:hAnsi="Arial" w:cs="Arial"/>
+                <w:sz w:val="24"/>
+                <w:szCs w:val="24"/>
+              </w:rPr>
+              <w:t>tanggal</w:t>
+            </w:r>
+            <w:proofErr w:type="spellEnd"/>
+            <w:r>
+              <w:rPr>
+                <w:rFonts w:ascii="Arial" w:hAnsi="Arial" w:cs="Arial"/>
+                <w:sz w:val="24"/>
+                <w:szCs w:val="24"/>
+              </w:rPr>
+              <w:t xml:space="preserve"> </w:t>
+            </w:r>
+            <w:r>
+              <w:rPr>
+                <w:rFonts w:ascii="Arial" w:hAnsi="Arial" w:cs="Arial"/>
+                <w:sz w:val="24"/>
+                <w:szCs w:val="24"/>
+              </w:rPr>
+              <w:t>[[</w:t>
+            </w:r>
+            <w:proofErr w:type="spellStart"/>
+            <w:r>
+              <w:rPr>
+                <w:rFonts w:ascii="Arial" w:hAnsi="Arial" w:cs="Arial"/>
+                <w:sz w:val="24"/>
+                <w:szCs w:val="24"/>
+              </w:rPr>
+              <w:t>tanggal</w:t>
+            </w:r>
+            <w:proofErr w:type="spellEnd"/>
+            <w:r>
+              <w:rPr>
+                <w:rFonts w:ascii="Arial" w:hAnsi="Arial" w:cs="Arial"/>
+                <w:sz w:val="24"/>
+                <w:szCs w:val="24"/>
+              </w:rPr>
+              <w:t>]]</w:t>
             </w:r>
             <w:r>
               <w:rPr>
@@ -1287,7 +1895,25 @@
                 <w:sz w:val="24"/>
                 <w:szCs w:val="24"/>
               </w:rPr>
-              <w:t>{{lokasi}}</w:t>
+              <w:t>[[</w:t>
+            </w:r>
+            <w:proofErr w:type="spellStart"/>
+            <w:r>
+              <w:rPr>
+                <w:rFonts w:ascii="Arial" w:hAnsi="Arial" w:cs="Arial"/>
+                <w:sz w:val="24"/>
+                <w:szCs w:val="24"/>
+              </w:rPr>
+              <w:t>lokasi</w:t>
+            </w:r>
+            <w:proofErr w:type="spellEnd"/>
+            <w:r>
+              <w:rPr>
+                <w:rFonts w:ascii="Arial" w:hAnsi="Arial" w:cs="Arial"/>
+                <w:sz w:val="24"/>
+                <w:szCs w:val="24"/>
+              </w:rPr>
+              <w:t>]]</w:t>
             </w:r>
           </w:p>
         </w:tc>
@@ -1339,6 +1965,7 @@
         </w:rPr>
         <w:tab/>
       </w:r>
+      <w:proofErr w:type="spellStart"/>
       <w:r>
         <w:rPr>
           <w:rFonts w:ascii="Arial" w:eastAsia="Batang" w:hAnsi="Arial" w:cs="Arial"/>
@@ -1349,6 +1976,7 @@
         </w:rPr>
         <w:t>Demikian</w:t>
       </w:r>
+      <w:proofErr w:type="spellEnd"/>
       <w:r>
         <w:rPr>
           <w:rFonts w:ascii="Arial" w:eastAsia="Batang" w:hAnsi="Arial" w:cs="Arial"/>
@@ -1357,8 +1985,9 @@
           <w:szCs w:val="24"/>
           <w:lang w:val="en-AU"/>
         </w:rPr>
-        <w:t xml:space="preserve"> surat tugas</w:t>
+        <w:t xml:space="preserve"> </w:t>
       </w:r>
+      <w:proofErr w:type="spellStart"/>
       <w:r>
         <w:rPr>
           <w:rFonts w:ascii="Arial" w:eastAsia="Batang" w:hAnsi="Arial" w:cs="Arial"/>
@@ -1367,7 +1996,238 @@
           <w:szCs w:val="24"/>
           <w:lang w:val="en-AU"/>
         </w:rPr>
-        <w:t xml:space="preserve"> ini dibuat untuk dipergunakan dalam pelaksanaan tugas sebagaimana mestinya. </w:t>
+        <w:t>surat</w:t>
+      </w:r>
+      <w:proofErr w:type="spellEnd"/>
+      <w:r>
+        <w:rPr>
+          <w:rFonts w:ascii="Arial" w:eastAsia="Batang" w:hAnsi="Arial" w:cs="Arial"/>
+          <w:spacing w:val="-4"/>
+          <w:sz w:val="24"/>
+          <w:szCs w:val="24"/>
+          <w:lang w:val="en-AU"/>
+        </w:rPr>
+        <w:t xml:space="preserve"> </w:t>
+      </w:r>
+      <w:proofErr w:type="spellStart"/>
+      <w:r>
+        <w:rPr>
+          <w:rFonts w:ascii="Arial" w:eastAsia="Batang" w:hAnsi="Arial" w:cs="Arial"/>
+          <w:spacing w:val="-4"/>
+          <w:sz w:val="24"/>
+          <w:szCs w:val="24"/>
+          <w:lang w:val="en-AU"/>
+        </w:rPr>
+        <w:t>tugas</w:t>
+      </w:r>
+      <w:proofErr w:type="spellEnd"/>
+      <w:r>
+        <w:rPr>
+          <w:rFonts w:ascii="Arial" w:eastAsia="Batang" w:hAnsi="Arial" w:cs="Arial"/>
+          <w:spacing w:val="-4"/>
+          <w:sz w:val="24"/>
+          <w:szCs w:val="24"/>
+          <w:lang w:val="en-AU"/>
+        </w:rPr>
+        <w:t xml:space="preserve"> </w:t>
+      </w:r>
+      <w:proofErr w:type="spellStart"/>
+      <w:r>
+        <w:rPr>
+          <w:rFonts w:ascii="Arial" w:eastAsia="Batang" w:hAnsi="Arial" w:cs="Arial"/>
+          <w:spacing w:val="-4"/>
+          <w:sz w:val="24"/>
+          <w:szCs w:val="24"/>
+          <w:lang w:val="en-AU"/>
+        </w:rPr>
+        <w:t>ini</w:t>
+      </w:r>
+      <w:proofErr w:type="spellEnd"/>
+      <w:r>
+        <w:rPr>
+          <w:rFonts w:ascii="Arial" w:eastAsia="Batang" w:hAnsi="Arial" w:cs="Arial"/>
+          <w:spacing w:val="-4"/>
+          <w:sz w:val="24"/>
+          <w:szCs w:val="24"/>
+          <w:lang w:val="en-AU"/>
+        </w:rPr>
+        <w:t xml:space="preserve"> </w:t>
+      </w:r>
+      <w:proofErr w:type="spellStart"/>
+      <w:r>
+        <w:rPr>
+          <w:rFonts w:ascii="Arial" w:eastAsia="Batang" w:hAnsi="Arial" w:cs="Arial"/>
+          <w:spacing w:val="-4"/>
+          <w:sz w:val="24"/>
+          <w:szCs w:val="24"/>
+          <w:lang w:val="en-AU"/>
+        </w:rPr>
+        <w:t>dibuat</w:t>
+      </w:r>
+      <w:proofErr w:type="spellEnd"/>
+      <w:r>
+        <w:rPr>
+          <w:rFonts w:ascii="Arial" w:eastAsia="Batang" w:hAnsi="Arial" w:cs="Arial"/>
+          <w:spacing w:val="-4"/>
+          <w:sz w:val="24"/>
+          <w:szCs w:val="24"/>
+          <w:lang w:val="en-AU"/>
+        </w:rPr>
+        <w:t xml:space="preserve"> </w:t>
+      </w:r>
+      <w:proofErr w:type="spellStart"/>
+      <w:r>
+        <w:rPr>
+          <w:rFonts w:ascii="Arial" w:eastAsia="Batang" w:hAnsi="Arial" w:cs="Arial"/>
+          <w:spacing w:val="-4"/>
+          <w:sz w:val="24"/>
+          <w:szCs w:val="24"/>
+          <w:lang w:val="en-AU"/>
+        </w:rPr>
+        <w:t>untuk</w:t>
+      </w:r>
+      <w:proofErr w:type="spellEnd"/>
+      <w:r>
+        <w:rPr>
+          <w:rFonts w:ascii="Arial" w:eastAsia="Batang" w:hAnsi="Arial" w:cs="Arial"/>
+          <w:spacing w:val="-4"/>
+          <w:sz w:val="24"/>
+          <w:szCs w:val="24"/>
+          <w:lang w:val="en-AU"/>
+        </w:rPr>
+        <w:t xml:space="preserve"> </w:t>
+      </w:r>
+      <w:proofErr w:type="spellStart"/>
+      <w:r>
+        <w:rPr>
+          <w:rFonts w:ascii="Arial" w:eastAsia="Batang" w:hAnsi="Arial" w:cs="Arial"/>
+          <w:spacing w:val="-4"/>
+          <w:sz w:val="24"/>
+          <w:szCs w:val="24"/>
+          <w:lang w:val="en-AU"/>
+        </w:rPr>
+        <w:t>dipergunakan</w:t>
+      </w:r>
+      <w:proofErr w:type="spellEnd"/>
+      <w:r>
+        <w:rPr>
+          <w:rFonts w:ascii="Arial" w:eastAsia="Batang" w:hAnsi="Arial" w:cs="Arial"/>
+          <w:spacing w:val="-4"/>
+          <w:sz w:val="24"/>
+          <w:szCs w:val="24"/>
+          <w:lang w:val="en-AU"/>
+        </w:rPr>
+        <w:t xml:space="preserve"> </w:t>
+      </w:r>
+      <w:proofErr w:type="spellStart"/>
+      <w:r>
+        <w:rPr>
+          <w:rFonts w:ascii="Arial" w:eastAsia="Batang" w:hAnsi="Arial" w:cs="Arial"/>
+          <w:spacing w:val="-4"/>
+          <w:sz w:val="24"/>
+          <w:szCs w:val="24"/>
+          <w:lang w:val="en-AU"/>
+        </w:rPr>
+        <w:t>dalam</w:t>
+      </w:r>
+      <w:proofErr w:type="spellEnd"/>
+      <w:r>
+        <w:rPr>
+          <w:rFonts w:ascii="Arial" w:eastAsia="Batang" w:hAnsi="Arial" w:cs="Arial"/>
+          <w:spacing w:val="-4"/>
+          <w:sz w:val="24"/>
+          <w:szCs w:val="24"/>
+          <w:lang w:val="en-AU"/>
+        </w:rPr>
+        <w:t xml:space="preserve"> </w:t>
+      </w:r>
+      <w:proofErr w:type="spellStart"/>
+      <w:r>
+        <w:rPr>
+          <w:rFonts w:ascii="Arial" w:eastAsia="Batang" w:hAnsi="Arial" w:cs="Arial"/>
+          <w:spacing w:val="-4"/>
+          <w:sz w:val="24"/>
+          <w:szCs w:val="24"/>
+          <w:lang w:val="en-AU"/>
+        </w:rPr>
+        <w:t>pelaksanaan</w:t>
+      </w:r>
+      <w:proofErr w:type="spellEnd"/>
+      <w:r>
+        <w:rPr>
+          <w:rFonts w:ascii="Arial" w:eastAsia="Batang" w:hAnsi="Arial" w:cs="Arial"/>
+          <w:spacing w:val="-4"/>
+          <w:sz w:val="24"/>
+          <w:szCs w:val="24"/>
+          <w:lang w:val="en-AU"/>
+        </w:rPr>
+        <w:t xml:space="preserve"> </w:t>
+      </w:r>
+      <w:proofErr w:type="spellStart"/>
+      <w:r>
+        <w:rPr>
+          <w:rFonts w:ascii="Arial" w:eastAsia="Batang" w:hAnsi="Arial" w:cs="Arial"/>
+          <w:spacing w:val="-4"/>
+          <w:sz w:val="24"/>
+          <w:szCs w:val="24"/>
+          <w:lang w:val="en-AU"/>
+        </w:rPr>
+        <w:t>tugas</w:t>
+      </w:r>
+      <w:proofErr w:type="spellEnd"/>
+      <w:r>
+        <w:rPr>
+          <w:rFonts w:ascii="Arial" w:eastAsia="Batang" w:hAnsi="Arial" w:cs="Arial"/>
+          <w:spacing w:val="-4"/>
+          <w:sz w:val="24"/>
+          <w:szCs w:val="24"/>
+          <w:lang w:val="en-AU"/>
+        </w:rPr>
+        <w:t xml:space="preserve"> </w:t>
+      </w:r>
+      <w:proofErr w:type="spellStart"/>
+      <w:r>
+        <w:rPr>
+          <w:rFonts w:ascii="Arial" w:eastAsia="Batang" w:hAnsi="Arial" w:cs="Arial"/>
+          <w:spacing w:val="-4"/>
+          <w:sz w:val="24"/>
+          <w:szCs w:val="24"/>
+          <w:lang w:val="en-AU"/>
+        </w:rPr>
+        <w:t>sebagaimana</w:t>
+      </w:r>
+      <w:proofErr w:type="spellEnd"/>
+      <w:r>
+        <w:rPr>
+          <w:rFonts w:ascii="Arial" w:eastAsia="Batang" w:hAnsi="Arial" w:cs="Arial"/>
+          <w:spacing w:val="-4"/>
+          <w:sz w:val="24"/>
+          <w:szCs w:val="24"/>
+          <w:lang w:val="en-AU"/>
+        </w:rPr>
+        <w:t xml:space="preserve"> </w:t>
+      </w:r>
+      <w:proofErr w:type="spellStart"/>
+      <w:r>
+        <w:rPr>
+          <w:rFonts w:ascii="Arial" w:eastAsia="Batang" w:hAnsi="Arial" w:cs="Arial"/>
+          <w:spacing w:val="-4"/>
+          <w:sz w:val="24"/>
+          <w:szCs w:val="24"/>
+          <w:lang w:val="en-AU"/>
+        </w:rPr>
+        <w:t>mestinya</w:t>
+      </w:r>
+      <w:proofErr w:type="spellEnd"/>
+      <w:r>
+        <w:rPr>
+          <w:rFonts w:ascii="Arial" w:eastAsia="Batang" w:hAnsi="Arial" w:cs="Arial"/>
+          <w:spacing w:val="-4"/>
+          <w:sz w:val="24"/>
+          <w:szCs w:val="24"/>
+          <w:lang w:val="en-AU"/>
+        </w:rPr>
+        <w:t xml:space="preserve">. </w:t>
       </w:r>
       <w:r>
         <w:rPr>
@@ -1410,26 +2270,50 @@
                 <w:lang w:val="en-AU"/>
               </w:rPr>
             </w:pPr>
-            <w:r>
-              <w:rPr>
-                <w:rFonts w:ascii="Arial" w:eastAsia="Batang" w:hAnsi="Arial" w:cs="Arial"/>
-                <w:spacing w:val="-4"/>
-                <w:sz w:val="24"/>
-                <w:szCs w:val="24"/>
-                <w:lang w:val="en-AU"/>
-              </w:rPr>
-              <w:t xml:space="preserve">Ditetapkan di     </w:t>
-            </w:r>
-            <w:r>
-              <w:rPr>
-                <w:rFonts w:ascii="Arial" w:eastAsia="Batang" w:hAnsi="Arial" w:cs="Arial"/>
-                <w:spacing w:val="-4"/>
-                <w:sz w:val="24"/>
-                <w:szCs w:val="24"/>
-                <w:lang w:val="en-AU"/>
-              </w:rPr>
-              <w:t xml:space="preserve">:   </w:t>
-            </w:r>
+            <w:proofErr w:type="spellStart"/>
+            <w:r>
+              <w:rPr>
+                <w:rFonts w:ascii="Arial" w:eastAsia="Batang" w:hAnsi="Arial" w:cs="Arial"/>
+                <w:spacing w:val="-4"/>
+                <w:sz w:val="24"/>
+                <w:szCs w:val="24"/>
+                <w:lang w:val="en-AU"/>
+              </w:rPr>
+              <w:t>Ditetapkan</w:t>
+            </w:r>
+            <w:proofErr w:type="spellEnd"/>
+            <w:r>
+              <w:rPr>
+                <w:rFonts w:ascii="Arial" w:eastAsia="Batang" w:hAnsi="Arial" w:cs="Arial"/>
+                <w:spacing w:val="-4"/>
+                <w:sz w:val="24"/>
+                <w:szCs w:val="24"/>
+                <w:lang w:val="en-AU"/>
+              </w:rPr>
+              <w:t xml:space="preserve"> di   </w:t>
+            </w:r>
+            <w:proofErr w:type="gramStart"/>
+            <w:r>
+              <w:rPr>
+                <w:rFonts w:ascii="Arial" w:eastAsia="Batang" w:hAnsi="Arial" w:cs="Arial"/>
+                <w:spacing w:val="-4"/>
+                <w:sz w:val="24"/>
+                <w:szCs w:val="24"/>
+                <w:lang w:val="en-AU"/>
+              </w:rPr>
+              <w:t xml:space="preserve">  </w:t>
+            </w:r>
+            <w:r>
+              <w:rPr>
+                <w:rFonts w:ascii="Arial" w:eastAsia="Batang" w:hAnsi="Arial" w:cs="Arial"/>
+                <w:spacing w:val="-4"/>
+                <w:sz w:val="24"/>
+                <w:szCs w:val="24"/>
+                <w:lang w:val="en-AU"/>
+              </w:rPr>
+              <w:t>:</w:t>
+            </w:r>
+            <w:proofErr w:type="gramEnd"/>
             <w:r>
               <w:rPr>
                 <w:rFonts w:ascii="Arial" w:eastAsia="Batang" w:hAnsi="Arial" w:cs="Arial"/>
@@ -1448,6 +2332,16 @@
                 <w:szCs w:val="24"/>
                 <w:lang w:val="en-AU"/>
               </w:rPr>
+              <w:t xml:space="preserve">   </w:t>
+            </w:r>
+            <w:r>
+              <w:rPr>
+                <w:rFonts w:ascii="Arial" w:eastAsia="Batang" w:hAnsi="Arial" w:cs="Arial"/>
+                <w:spacing w:val="-4"/>
+                <w:sz w:val="24"/>
+                <w:szCs w:val="24"/>
+                <w:lang w:val="en-AU"/>
+              </w:rPr>
               <w:t>Jakarta</w:t>
             </w:r>
           </w:p>
@@ -1470,17 +2364,61 @@
                 <w:szCs w:val="24"/>
                 <w:lang w:val="en-AU"/>
               </w:rPr>
-              <w:t xml:space="preserve">Pada tanggal     </w:t>
-            </w:r>
-            <w:r>
-              <w:rPr>
-                <w:rFonts w:ascii="Arial" w:eastAsia="Batang" w:hAnsi="Arial" w:cs="Arial"/>
-                <w:spacing w:val="-4"/>
-                <w:sz w:val="24"/>
-                <w:szCs w:val="24"/>
-                <w:lang w:val="en-AU"/>
-              </w:rPr>
-              <w:t xml:space="preserve">:   </w:t>
+              <w:t xml:space="preserve">Pada </w:t>
+            </w:r>
+            <w:proofErr w:type="spellStart"/>
+            <w:r>
+              <w:rPr>
+                <w:rFonts w:ascii="Arial" w:eastAsia="Batang" w:hAnsi="Arial" w:cs="Arial"/>
+                <w:spacing w:val="-4"/>
+                <w:sz w:val="24"/>
+                <w:szCs w:val="24"/>
+                <w:lang w:val="en-AU"/>
+              </w:rPr>
+              <w:t>tanggal</w:t>
+            </w:r>
+            <w:proofErr w:type="spellEnd"/>
+            <w:r>
+              <w:rPr>
+                <w:rFonts w:ascii="Arial" w:eastAsia="Batang" w:hAnsi="Arial" w:cs="Arial"/>
+                <w:spacing w:val="-4"/>
+                <w:sz w:val="24"/>
+                <w:szCs w:val="24"/>
+                <w:lang w:val="en-AU"/>
+              </w:rPr>
+              <w:t xml:space="preserve">   </w:t>
+            </w:r>
+            <w:proofErr w:type="gramStart"/>
+            <w:r>
+              <w:rPr>
+                <w:rFonts w:ascii="Arial" w:eastAsia="Batang" w:hAnsi="Arial" w:cs="Arial"/>
+                <w:spacing w:val="-4"/>
+                <w:sz w:val="24"/>
+                <w:szCs w:val="24"/>
+                <w:lang w:val="en-AU"/>
+              </w:rPr>
+              <w:t xml:space="preserve">  </w:t>
+            </w:r>
+            <w:r>
+              <w:rPr>
+                <w:rFonts w:ascii="Arial" w:eastAsia="Batang" w:hAnsi="Arial" w:cs="Arial"/>
+                <w:spacing w:val="-4"/>
+                <w:sz w:val="24"/>
+                <w:szCs w:val="24"/>
+                <w:lang w:val="en-AU"/>
+              </w:rPr>
+              <w:t>:</w:t>
+            </w:r>
+            <w:proofErr w:type="gramEnd"/>
+            <w:r>
+              <w:rPr>
+                <w:rFonts w:ascii="Arial" w:eastAsia="Batang" w:hAnsi="Arial" w:cs="Arial"/>
+                <w:spacing w:val="-4"/>
+                <w:sz w:val="24"/>
+                <w:szCs w:val="24"/>
+                <w:lang w:val="en-AU"/>
+              </w:rPr>
+              <w:t xml:space="preserve">   </w:t>
             </w:r>
           </w:p>
           <w:p>
@@ -1525,27 +2463,149 @@
                 <w:szCs w:val="24"/>
                 <w:lang w:val="en-AU"/>
               </w:rPr>
-              <w:t>{{jabatanPemberi}}</w:t>
-            </w:r>
-          </w:p>
-          <w:p>
-            <w:pPr>
-              <w:rPr>
-                <w:rFonts w:ascii="Arial" w:hAnsi="Arial" w:cs="Arial"/>
-                <w:sz w:val="24"/>
-                <w:szCs w:val="24"/>
-              </w:rPr>
-            </w:pPr>
-            <w:r>
-              <w:rPr>
-                <w:rFonts w:ascii="Arial" w:eastAsia="Batang" w:hAnsi="Arial" w:cs="Arial"/>
-                <w:spacing w:val="-4"/>
-                <w:sz w:val="24"/>
-                <w:szCs w:val="24"/>
-                <w:lang w:val="en-AU"/>
-              </w:rPr>
-              <w:t>Direktorat Pengelolaan Informasi Administrasi Kependudukan</w:t>
-            </w:r>
+              <w:t>[[</w:t>
+            </w:r>
+            <w:proofErr w:type="spellStart"/>
+            <w:r>
+              <w:rPr>
+                <w:rFonts w:ascii="Arial" w:eastAsia="Batang" w:hAnsi="Arial" w:cs="Arial"/>
+                <w:spacing w:val="-4"/>
+                <w:sz w:val="24"/>
+                <w:szCs w:val="24"/>
+                <w:lang w:val="en-AU"/>
+              </w:rPr>
+              <w:t>j</w:t>
+            </w:r>
+            <w:r>
+              <w:rPr>
+                <w:rFonts w:ascii="Arial" w:eastAsia="Batang" w:hAnsi="Arial" w:cs="Arial"/>
+                <w:spacing w:val="-4"/>
+                <w:sz w:val="24"/>
+                <w:szCs w:val="24"/>
+                <w:lang w:val="en-AU"/>
+              </w:rPr>
+              <w:t>abatanPemberi</w:t>
+            </w:r>
+            <w:proofErr w:type="spellEnd"/>
+            <w:r>
+              <w:rPr>
+                <w:rFonts w:ascii="Arial" w:eastAsia="Batang" w:hAnsi="Arial" w:cs="Arial"/>
+                <w:spacing w:val="-4"/>
+                <w:sz w:val="24"/>
+                <w:szCs w:val="24"/>
+                <w:lang w:val="en-AU"/>
+              </w:rPr>
+              <w:t>]]</w:t>
+            </w:r>
+          </w:p>
+          <w:p>
+            <w:pPr>
+              <w:rPr>
+                <w:rFonts w:ascii="Arial" w:hAnsi="Arial" w:cs="Arial"/>
+                <w:sz w:val="24"/>
+                <w:szCs w:val="24"/>
+              </w:rPr>
+            </w:pPr>
+            <w:proofErr w:type="spellStart"/>
+            <w:r>
+              <w:rPr>
+                <w:rFonts w:ascii="Arial" w:eastAsia="Batang" w:hAnsi="Arial" w:cs="Arial"/>
+                <w:spacing w:val="-4"/>
+                <w:sz w:val="24"/>
+                <w:szCs w:val="24"/>
+                <w:lang w:val="en-AU"/>
+              </w:rPr>
+              <w:t>Direktorat</w:t>
+            </w:r>
+            <w:proofErr w:type="spellEnd"/>
+            <w:r>
+              <w:rPr>
+                <w:rFonts w:ascii="Arial" w:eastAsia="Batang" w:hAnsi="Arial" w:cs="Arial"/>
+                <w:spacing w:val="-4"/>
+                <w:sz w:val="24"/>
+                <w:szCs w:val="24"/>
+                <w:lang w:val="en-AU"/>
+              </w:rPr>
+              <w:t xml:space="preserve"> </w:t>
+            </w:r>
+            <w:proofErr w:type="spellStart"/>
+            <w:r>
+              <w:rPr>
+                <w:rFonts w:ascii="Arial" w:eastAsia="Batang" w:hAnsi="Arial" w:cs="Arial"/>
+                <w:spacing w:val="-4"/>
+                <w:sz w:val="24"/>
+                <w:szCs w:val="24"/>
+                <w:lang w:val="en-AU"/>
+              </w:rPr>
+              <w:t>Pengelolaan</w:t>
+            </w:r>
+            <w:proofErr w:type="spellEnd"/>
+            <w:r>
+              <w:rPr>
+                <w:rFonts w:ascii="Arial" w:eastAsia="Batang" w:hAnsi="Arial" w:cs="Arial"/>
+                <w:spacing w:val="-4"/>
+                <w:sz w:val="24"/>
+                <w:szCs w:val="24"/>
+                <w:lang w:val="en-AU"/>
+              </w:rPr>
+              <w:t xml:space="preserve"> </w:t>
+            </w:r>
+            <w:proofErr w:type="spellStart"/>
+            <w:r>
+              <w:rPr>
+                <w:rFonts w:ascii="Arial" w:eastAsia="Batang" w:hAnsi="Arial" w:cs="Arial"/>
+                <w:spacing w:val="-4"/>
+                <w:sz w:val="24"/>
+                <w:szCs w:val="24"/>
+                <w:lang w:val="en-AU"/>
+              </w:rPr>
+              <w:t>Informasi</w:t>
+            </w:r>
+            <w:proofErr w:type="spellEnd"/>
+            <w:r>
+              <w:rPr>
+                <w:rFonts w:ascii="Arial" w:eastAsia="Batang" w:hAnsi="Arial" w:cs="Arial"/>
+                <w:spacing w:val="-4"/>
+                <w:sz w:val="24"/>
+                <w:szCs w:val="24"/>
+                <w:lang w:val="en-AU"/>
+              </w:rPr>
+              <w:t xml:space="preserve"> </w:t>
+            </w:r>
+            <w:proofErr w:type="spellStart"/>
+            <w:r>
+              <w:rPr>
+                <w:rFonts w:ascii="Arial" w:eastAsia="Batang" w:hAnsi="Arial" w:cs="Arial"/>
+                <w:spacing w:val="-4"/>
+                <w:sz w:val="24"/>
+                <w:szCs w:val="24"/>
+                <w:lang w:val="en-AU"/>
+              </w:rPr>
+              <w:t>Administrasi</w:t>
+            </w:r>
+            <w:proofErr w:type="spellEnd"/>
+            <w:r>
+              <w:rPr>
+                <w:rFonts w:ascii="Arial" w:eastAsia="Batang" w:hAnsi="Arial" w:cs="Arial"/>
+                <w:spacing w:val="-4"/>
+                <w:sz w:val="24"/>
+                <w:szCs w:val="24"/>
+                <w:lang w:val="en-AU"/>
+              </w:rPr>
+              <w:t xml:space="preserve"> </w:t>
+            </w:r>
+            <w:proofErr w:type="spellStart"/>
+            <w:r>
+              <w:rPr>
+                <w:rFonts w:ascii="Arial" w:eastAsia="Batang" w:hAnsi="Arial" w:cs="Arial"/>
+                <w:spacing w:val="-4"/>
+                <w:sz w:val="24"/>
+                <w:szCs w:val="24"/>
+                <w:lang w:val="en-AU"/>
+              </w:rPr>
+              <w:t>Kependudukan</w:t>
+            </w:r>
+            <w:proofErr w:type="spellEnd"/>
           </w:p>
         </w:tc>
       </w:tr>
@@ -1645,7 +2705,27 @@
                 <w:szCs w:val="24"/>
                 <w:u w:val="single"/>
               </w:rPr>
-              <w:t>{{namaPemberi}}</w:t>
+              <w:t>[[</w:t>
+            </w:r>
+            <w:proofErr w:type="spellStart"/>
+            <w:r>
+              <w:rPr>
+                <w:rFonts w:ascii="Arial" w:hAnsi="Arial" w:cs="Arial"/>
+                <w:sz w:val="24"/>
+                <w:szCs w:val="24"/>
+                <w:u w:val="single"/>
+              </w:rPr>
+              <w:t>namaPemberi</w:t>
+            </w:r>
+            <w:proofErr w:type="spellEnd"/>
+            <w:r>
+              <w:rPr>
+                <w:rFonts w:ascii="Arial" w:hAnsi="Arial" w:cs="Arial"/>
+                <w:sz w:val="24"/>
+                <w:szCs w:val="24"/>
+                <w:u w:val="single"/>
+              </w:rPr>
+              <w:t>]]</w:t>
             </w:r>
             <w:r>
               <w:rPr>
@@ -1667,6 +2747,7 @@
                 <w:szCs w:val="24"/>
               </w:rPr>
             </w:pPr>
+            <w:proofErr w:type="gramStart"/>
             <w:r>
               <w:rPr>
                 <w:rFonts w:ascii="Arial" w:hAnsi="Arial" w:cs="Arial"/>
@@ -1683,7 +2764,40 @@
                 <w:szCs w:val="24"/>
                 <w:lang w:val="en-AU"/>
               </w:rPr>
-              <w:t>{{nipPemberi}}</w:t>
+              <w:t>[</w:t>
+            </w:r>
+            <w:proofErr w:type="gramEnd"/>
+            <w:r>
+              <w:rPr>
+                <w:rFonts w:ascii="Arial" w:hAnsi="Arial" w:cs="Arial"/>
+                <w:spacing w:val="-4"/>
+                <w:sz w:val="24"/>
+                <w:szCs w:val="24"/>
+                <w:lang w:val="en-AU"/>
+              </w:rPr>
+              <w:t>[</w:t>
+            </w:r>
+            <w:proofErr w:type="spellStart"/>
+            <w:r>
+              <w:rPr>
+                <w:rFonts w:ascii="Arial" w:hAnsi="Arial" w:cs="Arial"/>
+                <w:spacing w:val="-4"/>
+                <w:sz w:val="24"/>
+                <w:szCs w:val="24"/>
+                <w:lang w:val="en-AU"/>
+              </w:rPr>
+              <w:t>nipPemberi</w:t>
+            </w:r>
+            <w:proofErr w:type="spellEnd"/>
+            <w:r>
+              <w:rPr>
+                <w:rFonts w:ascii="Arial" w:hAnsi="Arial" w:cs="Arial"/>
+                <w:spacing w:val="-4"/>
+                <w:sz w:val="24"/>
+                <w:szCs w:val="24"/>
+                <w:lang w:val="en-AU"/>
+              </w:rPr>
+              <w:t>]]</w:t>
             </w:r>
           </w:p>
         </w:tc>
@@ -1703,7 +2817,7 @@
     </w:p>
     <w:sectPr>
       <w:pgSz w:w="12240" w:h="20160" w:code="5"/>
-      <w:pgMar w:top="142" w:right="1082" w:bottom="900" w:left="1282" w:header="720" w:footer="1440" w:gutter="0"/>
+      <w:pgMar w:top="142" w:right="1325" w:bottom="900" w:left="1282" w:header="720" w:footer="1440" w:gutter="0"/>
       <w:paperSrc w:first="15" w:other="15"/>
       <w:cols w:space="720"/>
       <w:docGrid w:linePitch="272"/>
